--- a/SG4_Innovation/SG4_Artefacts/SG4_Requirements.docx
+++ b/SG4_Innovation/SG4_Artefacts/SG4_Requirements.docx
@@ -1552,6 +1552,355 @@
           </w:p>
         </w:tc>
       </w:tr>
+      <w:tr>
+        <w:trPr>
+          <w:cantSplit w:val="0"/>
+          <w:tblHeader w:val="0"/>
+        </w:trPr>
+        <w:tc>
+          <w:tcPr>
+            <w:vAlign w:val="top"/>
+          </w:tcPr>
+          <w:p>
+            <w:pPr>
+              <w:keepNext w:val="0"/>
+              <w:keepLines w:val="1"/>
+              <w:pageBreakBefore w:val="0"/>
+              <w:widowControl w:val="0"/>
+              <w:pBdr>
+                <w:top w:space="0" w:sz="0" w:val="nil"/>
+                <w:left w:space="0" w:sz="0" w:val="nil"/>
+                <w:bottom w:space="0" w:sz="0" w:val="nil"/>
+                <w:right w:space="0" w:sz="0" w:val="nil"/>
+                <w:between w:space="0" w:sz="0" w:val="nil"/>
+              </w:pBdr>
+              <w:shd w:fill="auto" w:val="clear"/>
+              <w:spacing w:after="120" w:before="0" w:line="240" w:lineRule="auto"/>
+              <w:ind w:left="0" w:right="0" w:firstLine="0"/>
+              <w:jc w:val="left"/>
+              <w:rPr>
+                <w:rFonts w:ascii="Arial" w:cs="Arial" w:eastAsia="Arial" w:hAnsi="Arial"/>
+                <w:sz w:val="20"/>
+                <w:szCs w:val="20"/>
+              </w:rPr>
+            </w:pPr>
+            <w:r>
+              <w:rPr>
+                <w:rFonts w:ascii="Arial" w:cs="Arial" w:eastAsia="Arial" w:hAnsi="Arial"/>
+                <w:sz w:val="20"/>
+                <w:szCs w:val="20"/>
+                <w:rtl w:val="0"/>
+              </w:rPr>
+              <w:t xml:space="preserve">2026-03-16</w:t>
+            </w:r>
+          </w:p>
+        </w:tc>
+        <w:tc>
+          <w:tcPr>
+            <w:vAlign w:val="top"/>
+          </w:tcPr>
+          <w:p>
+            <w:pPr>
+              <w:keepNext w:val="0"/>
+              <w:keepLines w:val="1"/>
+              <w:pageBreakBefore w:val="0"/>
+              <w:widowControl w:val="0"/>
+              <w:pBdr>
+                <w:top w:space="0" w:sz="0" w:val="nil"/>
+                <w:left w:space="0" w:sz="0" w:val="nil"/>
+                <w:bottom w:space="0" w:sz="0" w:val="nil"/>
+                <w:right w:space="0" w:sz="0" w:val="nil"/>
+                <w:between w:space="0" w:sz="0" w:val="nil"/>
+              </w:pBdr>
+              <w:shd w:fill="auto" w:val="clear"/>
+              <w:spacing w:after="120" w:before="0" w:line="240" w:lineRule="auto"/>
+              <w:ind w:left="0" w:right="0" w:firstLine="0"/>
+              <w:jc w:val="left"/>
+              <w:rPr>
+                <w:rFonts w:ascii="Arial" w:cs="Arial" w:eastAsia="Arial" w:hAnsi="Arial"/>
+                <w:sz w:val="20"/>
+                <w:szCs w:val="20"/>
+              </w:rPr>
+            </w:pPr>
+            <w:r>
+              <w:rPr>
+                <w:rFonts w:ascii="Arial" w:cs="Arial" w:eastAsia="Arial" w:hAnsi="Arial"/>
+                <w:sz w:val="20"/>
+                <w:szCs w:val="20"/>
+                <w:rtl w:val="0"/>
+              </w:rPr>
+              <w:t xml:space="preserve">1.2</w:t>
+            </w:r>
+          </w:p>
+        </w:tc>
+        <w:tc>
+          <w:tcPr>
+            <w:vAlign w:val="top"/>
+          </w:tcPr>
+          <w:p>
+            <w:pPr>
+              <w:keepNext w:val="0"/>
+              <w:keepLines w:val="1"/>
+              <w:pageBreakBefore w:val="0"/>
+              <w:widowControl w:val="0"/>
+              <w:pBdr>
+                <w:top w:space="0" w:sz="0" w:val="nil"/>
+                <w:left w:space="0" w:sz="0" w:val="nil"/>
+                <w:bottom w:space="0" w:sz="0" w:val="nil"/>
+                <w:right w:space="0" w:sz="0" w:val="nil"/>
+                <w:between w:space="0" w:sz="0" w:val="nil"/>
+              </w:pBdr>
+              <w:shd w:fill="auto" w:val="clear"/>
+              <w:spacing w:after="120" w:before="0" w:line="240" w:lineRule="auto"/>
+              <w:ind w:left="0" w:right="0" w:firstLine="0"/>
+              <w:jc w:val="left"/>
+              <w:rPr>
+                <w:rFonts w:ascii="Arial" w:cs="Arial" w:eastAsia="Arial" w:hAnsi="Arial"/>
+                <w:sz w:val="20"/>
+                <w:szCs w:val="20"/>
+              </w:rPr>
+            </w:pPr>
+            <w:r>
+              <w:rPr>
+                <w:rFonts w:ascii="Arial" w:cs="Arial" w:eastAsia="Arial" w:hAnsi="Arial"/>
+                <w:sz w:val="20"/>
+                <w:szCs w:val="20"/>
+                <w:rtl w:val="0"/>
+              </w:rPr>
+              <w:t xml:space="preserve">Updated AI requirements for web and Firebase AI</w:t>
+            </w:r>
+          </w:p>
+        </w:tc>
+        <w:tc>
+          <w:tcPr>
+            <w:vAlign w:val="top"/>
+          </w:tcPr>
+          <w:p>
+            <w:pPr>
+              <w:keepNext w:val="0"/>
+              <w:keepLines w:val="1"/>
+              <w:pageBreakBefore w:val="0"/>
+              <w:widowControl w:val="0"/>
+              <w:pBdr>
+                <w:top w:space="0" w:sz="0" w:val="nil"/>
+                <w:left w:space="0" w:sz="0" w:val="nil"/>
+                <w:bottom w:space="0" w:sz="0" w:val="nil"/>
+                <w:right w:space="0" w:sz="0" w:val="nil"/>
+                <w:between w:space="0" w:sz="0" w:val="nil"/>
+              </w:pBdr>
+              <w:shd w:fill="auto" w:val="clear"/>
+              <w:spacing w:after="120" w:before="0" w:line="240" w:lineRule="auto"/>
+              <w:ind w:left="0" w:right="0" w:firstLine="0"/>
+              <w:jc w:val="left"/>
+              <w:rPr>
+                <w:rFonts w:ascii="Arial" w:cs="Arial" w:eastAsia="Arial" w:hAnsi="Arial"/>
+                <w:sz w:val="20"/>
+                <w:szCs w:val="20"/>
+              </w:rPr>
+            </w:pPr>
+            <w:r>
+              <w:rPr>
+                <w:rFonts w:ascii="Arial" w:cs="Arial" w:eastAsia="Arial" w:hAnsi="Arial"/>
+                <w:sz w:val="20"/>
+                <w:szCs w:val="20"/>
+                <w:rtl w:val="0"/>
+              </w:rPr>
+              <w:t xml:space="preserve">Md Abu Taher</w:t>
+            </w:r>
+          </w:p>
+          <w:p>
+            <w:pPr>
+              <w:keepNext w:val="0"/>
+              <w:keepLines w:val="1"/>
+              <w:pageBreakBefore w:val="0"/>
+              <w:widowControl w:val="0"/>
+              <w:pBdr>
+                <w:top w:space="0" w:sz="0" w:val="nil"/>
+                <w:left w:space="0" w:sz="0" w:val="nil"/>
+                <w:bottom w:space="0" w:sz="0" w:val="nil"/>
+                <w:right w:space="0" w:sz="0" w:val="nil"/>
+                <w:between w:space="0" w:sz="0" w:val="nil"/>
+              </w:pBdr>
+              <w:shd w:fill="auto" w:val="clear"/>
+              <w:spacing w:after="120" w:before="0" w:line="240" w:lineRule="auto"/>
+              <w:ind w:left="0" w:right="0" w:firstLine="0"/>
+              <w:jc w:val="left"/>
+              <w:rPr>
+                <w:rFonts w:ascii="Arial" w:cs="Arial" w:eastAsia="Arial" w:hAnsi="Arial"/>
+                <w:sz w:val="20"/>
+                <w:szCs w:val="20"/>
+              </w:rPr>
+            </w:pPr>
+            <w:r>
+              <w:rPr>
+                <w:rFonts w:ascii="Arial" w:cs="Arial" w:eastAsia="Arial" w:hAnsi="Arial"/>
+                <w:sz w:val="20"/>
+                <w:szCs w:val="20"/>
+                <w:rtl w:val="0"/>
+              </w:rPr>
+              <w:t xml:space="preserve">Anitta Antony</w:t>
+            </w:r>
+          </w:p>
+        </w:tc>
+      </w:tr>
+      <w:tr>
+        <w:trPr>
+          <w:cantSplit w:val="0"/>
+          <w:tblHeader w:val="0"/>
+        </w:trPr>
+        <w:tc>
+          <w:tcPr>
+            <w:vAlign w:val="top"/>
+          </w:tcPr>
+          <w:p>
+            <w:pPr>
+              <w:keepNext w:val="0"/>
+              <w:keepLines w:val="1"/>
+              <w:pageBreakBefore w:val="0"/>
+              <w:widowControl w:val="0"/>
+              <w:pBdr>
+                <w:top w:space="0" w:sz="0" w:val="nil"/>
+                <w:left w:space="0" w:sz="0" w:val="nil"/>
+                <w:bottom w:space="0" w:sz="0" w:val="nil"/>
+                <w:right w:space="0" w:sz="0" w:val="nil"/>
+                <w:between w:space="0" w:sz="0" w:val="nil"/>
+              </w:pBdr>
+              <w:shd w:fill="auto" w:val="clear"/>
+              <w:spacing w:after="120" w:before="0" w:line="240" w:lineRule="auto"/>
+              <w:ind w:left="0" w:right="0" w:firstLine="0"/>
+              <w:jc w:val="left"/>
+              <w:rPr>
+                <w:rFonts w:ascii="Arial" w:cs="Arial" w:eastAsia="Arial" w:hAnsi="Arial"/>
+                <w:sz w:val="20"/>
+                <w:szCs w:val="20"/>
+              </w:rPr>
+            </w:pPr>
+            <w:r>
+              <w:rPr>
+                <w:rFonts w:ascii="Arial" w:cs="Arial" w:eastAsia="Arial" w:hAnsi="Arial"/>
+                <w:sz w:val="20"/>
+                <w:szCs w:val="20"/>
+                <w:rtl w:val="0"/>
+              </w:rPr>
+              <w:t xml:space="preserve">2026-03-16</w:t>
+            </w:r>
+          </w:p>
+        </w:tc>
+        <w:tc>
+          <w:tcPr>
+            <w:vAlign w:val="top"/>
+          </w:tcPr>
+          <w:p>
+            <w:pPr>
+              <w:keepNext w:val="0"/>
+              <w:keepLines w:val="1"/>
+              <w:pageBreakBefore w:val="0"/>
+              <w:widowControl w:val="0"/>
+              <w:pBdr>
+                <w:top w:space="0" w:sz="0" w:val="nil"/>
+                <w:left w:space="0" w:sz="0" w:val="nil"/>
+                <w:bottom w:space="0" w:sz="0" w:val="nil"/>
+                <w:right w:space="0" w:sz="0" w:val="nil"/>
+                <w:between w:space="0" w:sz="0" w:val="nil"/>
+              </w:pBdr>
+              <w:shd w:fill="auto" w:val="clear"/>
+              <w:spacing w:after="120" w:before="0" w:line="240" w:lineRule="auto"/>
+              <w:ind w:left="0" w:right="0" w:firstLine="0"/>
+              <w:jc w:val="left"/>
+              <w:rPr>
+                <w:rFonts w:ascii="Arial" w:cs="Arial" w:eastAsia="Arial" w:hAnsi="Arial"/>
+                <w:sz w:val="20"/>
+                <w:szCs w:val="20"/>
+              </w:rPr>
+            </w:pPr>
+            <w:r>
+              <w:rPr>
+                <w:rFonts w:ascii="Arial" w:cs="Arial" w:eastAsia="Arial" w:hAnsi="Arial"/>
+                <w:sz w:val="20"/>
+                <w:szCs w:val="20"/>
+                <w:rtl w:val="0"/>
+              </w:rPr>
+              <w:t xml:space="preserve">1.1</w:t>
+            </w:r>
+          </w:p>
+        </w:tc>
+        <w:tc>
+          <w:tcPr>
+            <w:vAlign w:val="top"/>
+          </w:tcPr>
+          <w:p>
+            <w:pPr>
+              <w:keepNext w:val="0"/>
+              <w:keepLines w:val="1"/>
+              <w:pageBreakBefore w:val="0"/>
+              <w:widowControl w:val="0"/>
+              <w:pBdr>
+                <w:top w:space="0" w:sz="0" w:val="nil"/>
+                <w:left w:space="0" w:sz="0" w:val="nil"/>
+                <w:bottom w:space="0" w:sz="0" w:val="nil"/>
+                <w:right w:space="0" w:sz="0" w:val="nil"/>
+                <w:between w:space="0" w:sz="0" w:val="nil"/>
+              </w:pBdr>
+              <w:shd w:fill="auto" w:val="clear"/>
+              <w:spacing w:after="120" w:before="0" w:line="240" w:lineRule="auto"/>
+              <w:ind w:left="0" w:right="0" w:firstLine="0"/>
+              <w:jc w:val="left"/>
+              <w:rPr>
+                <w:rFonts w:ascii="Arial" w:cs="Arial" w:eastAsia="Arial" w:hAnsi="Arial"/>
+                <w:sz w:val="20"/>
+                <w:szCs w:val="20"/>
+              </w:rPr>
+            </w:pPr>
+            <w:r>
+              <w:rPr>
+                <w:rFonts w:ascii="Arial" w:cs="Arial" w:eastAsia="Arial" w:hAnsi="Arial"/>
+                <w:sz w:val="20"/>
+                <w:szCs w:val="20"/>
+                <w:rtl w:val="0"/>
+              </w:rPr>
+              <w:t xml:space="preserve">Testing</w:t>
+            </w:r>
+          </w:p>
+        </w:tc>
+        <w:tc>
+          <w:tcPr>
+            <w:vAlign w:val="top"/>
+          </w:tcPr>
+          <w:p>
+            <w:pPr>
+              <w:keepNext w:val="0"/>
+              <w:keepLines w:val="1"/>
+              <w:pageBreakBefore w:val="0"/>
+              <w:widowControl w:val="0"/>
+              <w:pBdr>
+                <w:top w:space="0" w:sz="0" w:val="nil"/>
+                <w:left w:space="0" w:sz="0" w:val="nil"/>
+                <w:bottom w:space="0" w:sz="0" w:val="nil"/>
+                <w:right w:space="0" w:sz="0" w:val="nil"/>
+                <w:between w:space="0" w:sz="0" w:val="nil"/>
+              </w:pBdr>
+              <w:shd w:fill="auto" w:val="clear"/>
+              <w:spacing w:after="120" w:before="0" w:line="240" w:lineRule="auto"/>
+              <w:ind w:left="0" w:right="0" w:firstLine="0"/>
+              <w:jc w:val="left"/>
+              <w:rPr>
+                <w:rFonts w:ascii="Arial" w:cs="Arial" w:eastAsia="Arial" w:hAnsi="Arial"/>
+                <w:sz w:val="20"/>
+                <w:szCs w:val="20"/>
+              </w:rPr>
+            </w:pPr>
+            <w:r>
+              <w:rPr>
+                <w:rFonts w:ascii="Arial" w:cs="Arial" w:eastAsia="Arial" w:hAnsi="Arial"/>
+                <w:sz w:val="20"/>
+                <w:szCs w:val="20"/>
+                <w:rtl w:val="0"/>
+              </w:rPr>
+              <w:t xml:space="preserve">Daniel Marcarini</w:t>
+            </w:r>
+          </w:p>
+        </w:tc>
+      </w:tr>
     </w:tbl>
     <w:p>
       <w:pPr>
@@ -3099,6 +3448,75 @@
           </w:p>
         </w:tc>
       </w:tr>
+      <w:tr>
+        <w:trPr>
+          <w:cantSplit w:val="0"/>
+          <w:trHeight w:val="546" w:hRule="atLeast"/>
+          <w:tblHeader w:val="0"/>
+        </w:trPr>
+        <w:tc>
+          <w:tcPr>
+            <w:vAlign w:val="center"/>
+          </w:tcPr>
+          <w:p>
+            <w:pPr>
+              <w:spacing w:after="120" w:before="120" w:lineRule="auto"/>
+              <w:rPr>
+                <w:rFonts w:ascii="Arial" w:cs="Arial" w:eastAsia="Arial" w:hAnsi="Arial"/>
+              </w:rPr>
+            </w:pPr>
+            <w:r>
+              <w:rPr>
+                <w:rFonts w:ascii="Arial" w:cs="Arial" w:eastAsia="Arial" w:hAnsi="Arial"/>
+                <w:rtl w:val="0"/>
+              </w:rPr>
+              <w:t xml:space="preserve">R10. Support verification of web-based device control flow</w:t>
+            </w:r>
+          </w:p>
+        </w:tc>
+        <w:tc>
+          <w:tcPr>
+            <w:vAlign w:val="top"/>
+          </w:tcPr>
+          <w:p>
+            <w:pPr>
+              <w:keepNext w:val="0"/>
+              <w:keepLines w:val="0"/>
+              <w:pageBreakBefore w:val="0"/>
+              <w:widowControl w:val="0"/>
+              <w:pBdr>
+                <w:top w:space="0" w:sz="0" w:val="nil"/>
+                <w:left w:space="0" w:sz="0" w:val="nil"/>
+                <w:bottom w:space="0" w:sz="0" w:val="nil"/>
+                <w:right w:space="0" w:sz="0" w:val="nil"/>
+                <w:between w:space="0" w:sz="0" w:val="nil"/>
+              </w:pBdr>
+              <w:shd w:fill="auto" w:val="clear"/>
+              <w:tabs>
+                <w:tab w:val="center" w:leader="none" w:pos="4320"/>
+                <w:tab w:val="right" w:leader="none" w:pos="8640"/>
+              </w:tabs>
+              <w:spacing w:after="120" w:before="120" w:line="240" w:lineRule="auto"/>
+              <w:ind w:left="0" w:right="0" w:firstLine="0"/>
+              <w:jc w:val="center"/>
+              <w:rPr>
+                <w:rFonts w:ascii="Arial" w:cs="Arial" w:eastAsia="Arial" w:hAnsi="Arial"/>
+                <w:sz w:val="20"/>
+                <w:szCs w:val="20"/>
+              </w:rPr>
+            </w:pPr>
+            <w:r>
+              <w:rPr>
+                <w:rFonts w:ascii="Arial" w:cs="Arial" w:eastAsia="Arial" w:hAnsi="Arial"/>
+                <w:sz w:val="20"/>
+                <w:szCs w:val="20"/>
+                <w:rtl w:val="0"/>
+              </w:rPr>
+              <w:t xml:space="preserve">Desirable</w:t>
+            </w:r>
+          </w:p>
+        </w:tc>
+      </w:tr>
     </w:tbl>
     <w:p>
       <w:pPr>
@@ -3308,7 +3726,7 @@
         <w:rPr>
           <w:rtl w:val="0"/>
         </w:rPr>
-        <w:t xml:space="preserve">The system shall allow users to issue commands in natural language through the mobile application. The system shall interpret user intent, extract relevant information (action and target device), and convert it into structured executable instructions. The system shall handle variations in user phrasing and ambiguous expressions where possible. </w:t>
+        <w:t xml:space="preserve">The system shall allow users to issue commands in natural language through the web and mobile application. The system shall interpret user intent, extract relevant information (action and target device), and convert it into structured executable instructions. The system shall handle variations in user phrasing and ambiguous expressions where possible. </w:t>
       </w:r>
     </w:p>
     <w:p>
@@ -3952,7 +4370,7 @@
         <w:rPr>
           <w:rtl w:val="0"/>
         </w:rPr>
-        <w:t xml:space="preserve">The system shall allow users to issue commands using speech through the mobile application. Spoken input shall be converted into text using speech recognition and processed through the existing AI command processing system. The system shall support navigation and device control using voice commands.</w:t>
+        <w:t xml:space="preserve">The system shall allow users to issue commands using speech through the web and mobile application. Spoken input shall be converted into text using speech recognition and processed through the existing AI command processing system. The system shall support navigation and device control using voice commands.The system shall allow voice commands to trigger user interface actions such as pressing buttons, adjusting sliders, and navigating between application screens.</w:t>
       </w:r>
     </w:p>
     <w:p>
@@ -3977,12 +4395,33 @@
     </w:p>
     <w:p>
       <w:pPr>
+        <w:rPr>
+          <w:b w:val="1"/>
+          <w:bCs w:val="1"/>
+          <w:sz w:val="28"/>
+          <w:szCs w:val="28"/>
+        </w:rPr>
+      </w:pPr>
+      <w:r>
+        <w:rPr>
+          <w:b w:val="1"/>
+          <w:bCs w:val="1"/>
+          <w:sz w:val="28"/>
+          <w:szCs w:val="28"/>
+          <w:rtl w:val="0"/>
+        </w:rPr>
+        <w:t xml:space="preserve">R10 – Support verification of web-based device control flow</w:t>
+      </w:r>
+    </w:p>
+    <w:p>
+      <w:pPr>
         <w:rPr/>
       </w:pPr>
       <w:r>
         <w:rPr>
           <w:rtl w:val="0"/>
         </w:rPr>
+        <w:t xml:space="preserve">The system shall support verification of web-based device-control interactions, including authentication, state updates, and synchronization between the web interface and backend device data. This requirement exists to ensure that implemented control features can be tested in a structured and repeatable way before demonstration and delivery.</w:t>
       </w:r>
     </w:p>
     <w:p>
